--- a/docs/RnR_Proposal.docx
+++ b/docs/RnR_Proposal.docx
@@ -14,7 +14,7 @@
           <w:sz w:val="36"/>
           <w:szCs w:val="36"/>
         </w:rPr>
-        <w:t xml:space="preserve">Proposed Role &amp; Responsibility (R&amp;R)</w:t>
+        <w:t xml:space="preserve">Role &amp; Responsibility (R&amp;R)</w:t>
       </w:r>
     </w:p>
     <w:p>
@@ -71,10 +71,10 @@
           <w:b/>
           <w:bCs/>
         </w:rPr>
-        <w:t xml:space="preserve">Status: </w:t>
-      </w:r>
-      <w:r>
-        <w:t xml:space="preserve">Draft proposal, for team discussion before finalizing</w:t>
+        <w:t xml:space="preserve">Revision Note: </w:t>
+      </w:r>
+      <w:r>
+        <w:t xml:space="preserve">Revised per professor's R&amp;R Review feedback (No Sub-Role / Need Coding Role) - added sub-role breakdown under Technical R&amp;R, with an explicit coding deliverable for every member, plus a separate Non-technical R&amp;R section.</w:t>
       </w:r>
     </w:p>
     <w:p>
@@ -88,73 +88,7 @@
         <w:spacing w:after="120" w:before="280"/>
       </w:pPr>
       <w:r>
-        <w:t xml:space="preserve">Background</w:t>
-      </w:r>
-    </w:p>
-    <w:p>
-      <w:pPr>
-        <w:spacing w:after="140"/>
-      </w:pPr>
-      <w:r>
-        <w:rPr>
-          <w:sz w:val="22"/>
-          <w:szCs w:val="22"/>
-        </w:rPr>
-        <w:t xml:space="preserve">Our pipeline is a sequential chain (STEP file -&gt; CAD processing -&gt; AI feature recognition -&gt; decision -&gt; removal -&gt; output) rather than a set of independent app features. Splitting the work purely by "one person, one pipeline stage" would leave later stages waiting on earlier ones. Instead, this proposal splits the work by track - a set of related tasks - so each person can start working somewhat independently.</w:t>
-      </w:r>
-    </w:p>
-    <w:p>
-      <w:pPr>
-        <w:pStyle w:val="Heading1"/>
-        <w:spacing w:after="120" w:before="280"/>
-      </w:pPr>
-      <w:r>
-        <w:t xml:space="preserve">Rationale</w:t>
-      </w:r>
-    </w:p>
-    <w:p>
-      <w:pPr>
-        <w:spacing w:after="90"/>
-      </w:pPr>
-      <w:r>
-        <w:rPr>
-          <w:sz w:val="22"/>
-          <w:szCs w:val="22"/>
-        </w:rPr>
-        <w:t xml:space="preserve">•  The AI/graph-based feature recognition part (deciding which shapes to remove) is the hardest and most uncertain part of the project - our HP mentor flagged it as the next big challenge.</w:t>
-      </w:r>
-    </w:p>
-    <w:p>
-      <w:pPr>
-        <w:spacing w:after="90"/>
-      </w:pPr>
-      <w:r>
-        <w:rPr>
-          <w:sz w:val="22"/>
-          <w:szCs w:val="22"/>
-        </w:rPr>
-        <w:t xml:space="preserve">•  The CAD engineering part (reading/writing STEP files, removing features, repairing geometry) is more concrete, with clear library documentation to follow (pythonocc-core).</w:t>
-      </w:r>
-    </w:p>
-    <w:p>
-      <w:pPr>
-        <w:spacing w:after="90"/>
-      </w:pPr>
-      <w:r>
-        <w:rPr>
-          <w:sz w:val="22"/>
-          <w:szCs w:val="22"/>
-        </w:rPr>
-        <w:t xml:space="preserve">•  Data creation and documentation are lower-barrier entry points, useful for getting familiar with the project early on.</w:t>
-      </w:r>
-    </w:p>
-    <w:p>
-      <w:pPr>
-        <w:pStyle w:val="Heading1"/>
-        <w:spacing w:after="120" w:before="280"/>
-      </w:pPr>
-      <w:r>
-        <w:t xml:space="preserve">Proposed Assignment</w:t>
+        <w:t xml:space="preserve">Team Leader</w:t>
       </w:r>
     </w:p>
     <w:tbl>
@@ -170,9 +104,8 @@
         </w:tblBorders>
       </w:tblPr>
       <w:tblGrid>
-        <w:gridCol w:w="2433"/>
-        <w:gridCol w:w="4118"/>
         <w:gridCol w:w="2808"/>
+        <w:gridCol w:w="6552"/>
       </w:tblGrid>
       <w:tr>
         <w:trPr>
@@ -180,7 +113,7 @@
         </w:trPr>
         <w:tc>
           <w:tcPr>
-            <w:tcW w:type="dxa" w:w="2433"/>
+            <w:tcW w:type="dxa" w:w="2808"/>
             <w:tcBorders>
               <w:top w:val="single" w:color="000000" w:sz="4"/>
               <w:left w:val="single" w:color="000000" w:sz="4"/>
@@ -207,13 +140,13 @@
                 <w:sz w:val="21"/>
                 <w:szCs w:val="21"/>
               </w:rPr>
-              <w:t xml:space="preserve">Track</w:t>
-            </w:r>
-          </w:p>
-        </w:tc>
-        <w:tc>
-          <w:tcPr>
-            <w:tcW w:type="dxa" w:w="4118"/>
+              <w:t xml:space="preserve">Item</w:t>
+            </w:r>
+          </w:p>
+        </w:tc>
+        <w:tc>
+          <w:tcPr>
+            <w:tcW w:type="dxa" w:w="6552"/>
             <w:tcBorders>
               <w:top w:val="single" w:color="000000" w:sz="4"/>
               <w:left w:val="single" w:color="000000" w:sz="4"/>
@@ -240,40 +173,7 @@
                 <w:sz w:val="21"/>
                 <w:szCs w:val="21"/>
               </w:rPr>
-              <w:t xml:space="preserve">Covers</w:t>
-            </w:r>
-          </w:p>
-        </w:tc>
-        <w:tc>
-          <w:tcPr>
-            <w:tcW w:type="dxa" w:w="2808"/>
-            <w:tcBorders>
-              <w:top w:val="single" w:color="000000" w:sz="4"/>
-              <w:left w:val="single" w:color="000000" w:sz="4"/>
-              <w:bottom w:val="single" w:color="000000" w:sz="4"/>
-              <w:right w:val="single" w:color="000000" w:sz="4"/>
-            </w:tcBorders>
-            <w:shd w:fill="D9D9D9" w:val="clear"/>
-            <w:tcMar>
-              <w:top w:type="dxa" w:w="90"/>
-              <w:left w:type="dxa" w:w="110"/>
-              <w:bottom w:type="dxa" w:w="90"/>
-              <w:right w:type="dxa" w:w="110"/>
-            </w:tcMar>
-            <w:vAlign w:val="center"/>
-          </w:tcPr>
-          <w:p>
-            <w:pPr>
-              <w:jc w:val="left"/>
-            </w:pPr>
-            <w:r>
-              <w:rPr>
-                <w:b/>
-                <w:bCs/>
-                <w:sz w:val="21"/>
-                <w:szCs w:val="21"/>
-              </w:rPr>
-              <w:t xml:space="preserve">Proposed Owner</w:t>
+              <w:t xml:space="preserve">Value</w:t>
             </w:r>
           </w:p>
         </w:tc>
@@ -281,70 +181,6 @@
       <w:tr>
         <w:tc>
           <w:tcPr>
-            <w:tcW w:type="dxa" w:w="2433"/>
-            <w:tcBorders>
-              <w:top w:val="single" w:color="000000" w:sz="4"/>
-              <w:left w:val="single" w:color="000000" w:sz="4"/>
-              <w:bottom w:val="single" w:color="000000" w:sz="4"/>
-              <w:right w:val="single" w:color="000000" w:sz="4"/>
-            </w:tcBorders>
-            <w:tcMar>
-              <w:top w:type="dxa" w:w="90"/>
-              <w:left w:type="dxa" w:w="110"/>
-              <w:bottom w:type="dxa" w:w="90"/>
-              <w:right w:type="dxa" w:w="110"/>
-            </w:tcMar>
-            <w:vAlign w:val="center"/>
-          </w:tcPr>
-          <w:p>
-            <w:pPr>
-              <w:jc w:val="left"/>
-            </w:pPr>
-            <w:r>
-              <w:rPr>
-                <w:b w:val="false"/>
-                <w:bCs w:val="false"/>
-                <w:sz w:val="21"/>
-                <w:szCs w:val="21"/>
-              </w:rPr>
-              <w:t xml:space="preserve">A. CAD Engineering</w:t>
-            </w:r>
-          </w:p>
-        </w:tc>
-        <w:tc>
-          <w:tcPr>
-            <w:tcW w:type="dxa" w:w="4118"/>
-            <w:tcBorders>
-              <w:top w:val="single" w:color="000000" w:sz="4"/>
-              <w:left w:val="single" w:color="000000" w:sz="4"/>
-              <w:bottom w:val="single" w:color="000000" w:sz="4"/>
-              <w:right w:val="single" w:color="000000" w:sz="4"/>
-            </w:tcBorders>
-            <w:tcMar>
-              <w:top w:type="dxa" w:w="90"/>
-              <w:left w:type="dxa" w:w="110"/>
-              <w:bottom w:type="dxa" w:w="90"/>
-              <w:right w:type="dxa" w:w="110"/>
-            </w:tcMar>
-            <w:vAlign w:val="center"/>
-          </w:tcPr>
-          <w:p>
-            <w:pPr>
-              <w:jc w:val="left"/>
-            </w:pPr>
-            <w:r>
-              <w:rPr>
-                <w:b w:val="false"/>
-                <w:bCs w:val="false"/>
-                <w:sz w:val="21"/>
-                <w:szCs w:val="21"/>
-              </w:rPr>
-              <w:t xml:space="preserve">Reading/writing STEP files, removing features, geometry healing, validation</w:t>
-            </w:r>
-          </w:p>
-        </w:tc>
-        <w:tc>
-          <w:tcPr>
             <w:tcW w:type="dxa" w:w="2808"/>
             <w:tcBorders>
               <w:top w:val="single" w:color="000000" w:sz="4"/>
@@ -371,301 +207,39 @@
                 <w:sz w:val="21"/>
                 <w:szCs w:val="21"/>
               </w:rPr>
-              <w:t xml:space="preserve">Junoh Lee (also builds the first end-to-end skeleton so everyone can see how their part fits in)</w:t>
-            </w:r>
-          </w:p>
-        </w:tc>
-      </w:tr>
-      <w:tr>
-        <w:tc>
-          <w:tcPr>
-            <w:tcW w:type="dxa" w:w="2433"/>
-            <w:tcBorders>
-              <w:top w:val="single" w:color="000000" w:sz="4"/>
-              <w:left w:val="single" w:color="000000" w:sz="4"/>
-              <w:bottom w:val="single" w:color="000000" w:sz="4"/>
-              <w:right w:val="single" w:color="000000" w:sz="4"/>
-            </w:tcBorders>
-            <w:tcMar>
-              <w:top w:type="dxa" w:w="90"/>
-              <w:left w:type="dxa" w:w="110"/>
-              <w:bottom w:type="dxa" w:w="90"/>
-              <w:right w:type="dxa" w:w="110"/>
-            </w:tcMar>
-            <w:vAlign w:val="center"/>
-          </w:tcPr>
-          <w:p>
-            <w:pPr>
-              <w:jc w:val="left"/>
-            </w:pPr>
-            <w:r>
-              <w:rPr>
-                <w:b w:val="false"/>
-                <w:bCs w:val="false"/>
-                <w:sz w:val="21"/>
-                <w:szCs w:val="21"/>
-              </w:rPr>
-              <w:t xml:space="preserve">B. ML / Graph Model</w:t>
-            </w:r>
-          </w:p>
-        </w:tc>
-        <w:tc>
-          <w:tcPr>
-            <w:tcW w:type="dxa" w:w="4118"/>
-            <w:tcBorders>
-              <w:top w:val="single" w:color="000000" w:sz="4"/>
-              <w:left w:val="single" w:color="000000" w:sz="4"/>
-              <w:bottom w:val="single" w:color="000000" w:sz="4"/>
-              <w:right w:val="single" w:color="000000" w:sz="4"/>
-            </w:tcBorders>
-            <w:tcMar>
-              <w:top w:type="dxa" w:w="90"/>
-              <w:left w:type="dxa" w:w="110"/>
-              <w:bottom w:type="dxa" w:w="90"/>
-              <w:right w:type="dxa" w:w="110"/>
-            </w:tcMar>
-            <w:vAlign w:val="center"/>
-          </w:tcPr>
-          <w:p>
-            <w:pPr>
-              <w:jc w:val="left"/>
-            </w:pPr>
-            <w:r>
-              <w:rPr>
-                <w:b w:val="false"/>
-                <w:bCs w:val="false"/>
-                <w:sz w:val="21"/>
-                <w:szCs w:val="21"/>
-              </w:rPr>
-              <w:t xml:space="preserve">Converting CAD shapes into graphs, building the AI model that recognizes features</w:t>
-            </w:r>
-          </w:p>
-        </w:tc>
-        <w:tc>
-          <w:tcPr>
-            <w:tcW w:type="dxa" w:w="2808"/>
-            <w:tcBorders>
-              <w:top w:val="single" w:color="000000" w:sz="4"/>
-              <w:left w:val="single" w:color="000000" w:sz="4"/>
-              <w:bottom w:val="single" w:color="000000" w:sz="4"/>
-              <w:right w:val="single" w:color="000000" w:sz="4"/>
-            </w:tcBorders>
-            <w:tcMar>
-              <w:top w:type="dxa" w:w="90"/>
-              <w:left w:type="dxa" w:w="110"/>
-              <w:bottom w:type="dxa" w:w="90"/>
-              <w:right w:type="dxa" w:w="110"/>
-            </w:tcMar>
-            <w:vAlign w:val="center"/>
-          </w:tcPr>
-          <w:p>
-            <w:pPr>
-              <w:jc w:val="left"/>
-            </w:pPr>
-            <w:r>
-              <w:rPr>
-                <w:b w:val="false"/>
-                <w:bCs w:val="false"/>
-                <w:sz w:val="21"/>
-                <w:szCs w:val="21"/>
-              </w:rPr>
-              <w:t xml:space="preserve">Hemanth Reddy Vangala</w:t>
-            </w:r>
-          </w:p>
-        </w:tc>
-      </w:tr>
-      <w:tr>
-        <w:tc>
-          <w:tcPr>
-            <w:tcW w:type="dxa" w:w="2433"/>
-            <w:tcBorders>
-              <w:top w:val="single" w:color="000000" w:sz="4"/>
-              <w:left w:val="single" w:color="000000" w:sz="4"/>
-              <w:bottom w:val="single" w:color="000000" w:sz="4"/>
-              <w:right w:val="single" w:color="000000" w:sz="4"/>
-            </w:tcBorders>
-            <w:tcMar>
-              <w:top w:type="dxa" w:w="90"/>
-              <w:left w:type="dxa" w:w="110"/>
-              <w:bottom w:type="dxa" w:w="90"/>
-              <w:right w:type="dxa" w:w="110"/>
-            </w:tcMar>
-            <w:vAlign w:val="center"/>
-          </w:tcPr>
-          <w:p>
-            <w:pPr>
-              <w:jc w:val="left"/>
-            </w:pPr>
-            <w:r>
-              <w:rPr>
-                <w:b w:val="false"/>
-                <w:bCs w:val="false"/>
-                <w:sz w:val="21"/>
-                <w:szCs w:val="21"/>
-              </w:rPr>
-              <w:t xml:space="preserve">C. Data &amp; Evaluation</w:t>
-            </w:r>
-          </w:p>
-        </w:tc>
-        <w:tc>
-          <w:tcPr>
-            <w:tcW w:type="dxa" w:w="4118"/>
-            <w:tcBorders>
-              <w:top w:val="single" w:color="000000" w:sz="4"/>
-              <w:left w:val="single" w:color="000000" w:sz="4"/>
-              <w:bottom w:val="single" w:color="000000" w:sz="4"/>
-              <w:right w:val="single" w:color="000000" w:sz="4"/>
-            </w:tcBorders>
-            <w:tcMar>
-              <w:top w:type="dxa" w:w="90"/>
-              <w:left w:type="dxa" w:w="110"/>
-              <w:bottom w:type="dxa" w:w="90"/>
-              <w:right w:type="dxa" w:w="110"/>
-            </w:tcMar>
-            <w:vAlign w:val="center"/>
-          </w:tcPr>
-          <w:p>
-            <w:pPr>
-              <w:jc w:val="left"/>
-            </w:pPr>
-            <w:r>
-              <w:rPr>
-                <w:b w:val="false"/>
-                <w:bCs w:val="false"/>
-                <w:sz w:val="21"/>
-                <w:szCs w:val="21"/>
-              </w:rPr>
-              <w:t xml:space="preserve">Creating simple test CAD shapes, checking before/after results</w:t>
-            </w:r>
-          </w:p>
-        </w:tc>
-        <w:tc>
-          <w:tcPr>
-            <w:tcW w:type="dxa" w:w="2808"/>
-            <w:tcBorders>
-              <w:top w:val="single" w:color="000000" w:sz="4"/>
-              <w:left w:val="single" w:color="000000" w:sz="4"/>
-              <w:bottom w:val="single" w:color="000000" w:sz="4"/>
-              <w:right w:val="single" w:color="000000" w:sz="4"/>
-            </w:tcBorders>
-            <w:tcMar>
-              <w:top w:type="dxa" w:w="90"/>
-              <w:left w:type="dxa" w:w="110"/>
-              <w:bottom w:type="dxa" w:w="90"/>
-              <w:right w:type="dxa" w:w="110"/>
-            </w:tcMar>
-            <w:vAlign w:val="center"/>
-          </w:tcPr>
-          <w:p>
-            <w:pPr>
-              <w:jc w:val="left"/>
-            </w:pPr>
-            <w:r>
-              <w:rPr>
-                <w:b w:val="false"/>
-                <w:bCs w:val="false"/>
-                <w:sz w:val="21"/>
-                <w:szCs w:val="21"/>
-              </w:rPr>
-              <w:t xml:space="preserve">Aneela Tahir</w:t>
-            </w:r>
-          </w:p>
-        </w:tc>
-      </w:tr>
-      <w:tr>
-        <w:tc>
-          <w:tcPr>
-            <w:tcW w:type="dxa" w:w="2433"/>
-            <w:tcBorders>
-              <w:top w:val="single" w:color="000000" w:sz="4"/>
-              <w:left w:val="single" w:color="000000" w:sz="4"/>
-              <w:bottom w:val="single" w:color="000000" w:sz="4"/>
-              <w:right w:val="single" w:color="000000" w:sz="4"/>
-            </w:tcBorders>
-            <w:tcMar>
-              <w:top w:type="dxa" w:w="90"/>
-              <w:left w:type="dxa" w:w="110"/>
-              <w:bottom w:type="dxa" w:w="90"/>
-              <w:right w:type="dxa" w:w="110"/>
-            </w:tcMar>
-            <w:vAlign w:val="center"/>
-          </w:tcPr>
-          <w:p>
-            <w:pPr>
-              <w:jc w:val="left"/>
-            </w:pPr>
-            <w:r>
-              <w:rPr>
-                <w:b w:val="false"/>
-                <w:bCs w:val="false"/>
-                <w:sz w:val="21"/>
-                <w:szCs w:val="21"/>
-              </w:rPr>
-              <w:t xml:space="preserve">D. Documentation &amp; Integration Support</w:t>
-            </w:r>
-          </w:p>
-        </w:tc>
-        <w:tc>
-          <w:tcPr>
-            <w:tcW w:type="dxa" w:w="4118"/>
-            <w:tcBorders>
-              <w:top w:val="single" w:color="000000" w:sz="4"/>
-              <w:left w:val="single" w:color="000000" w:sz="4"/>
-              <w:bottom w:val="single" w:color="000000" w:sz="4"/>
-              <w:right w:val="single" w:color="000000" w:sz="4"/>
-            </w:tcBorders>
-            <w:tcMar>
-              <w:top w:type="dxa" w:w="90"/>
-              <w:left w:type="dxa" w:w="110"/>
-              <w:bottom w:type="dxa" w:w="90"/>
-              <w:right w:type="dxa" w:w="110"/>
-            </w:tcMar>
-            <w:vAlign w:val="center"/>
-          </w:tcPr>
-          <w:p>
-            <w:pPr>
-              <w:jc w:val="left"/>
-            </w:pPr>
-            <w:r>
-              <w:rPr>
-                <w:b w:val="false"/>
-                <w:bCs w:val="false"/>
-                <w:sz w:val="21"/>
-                <w:szCs w:val="21"/>
-              </w:rPr>
-              <w:t xml:space="preserve">HLD/LLD docs, testing, weekly reports, helping connect the pieces together</w:t>
-            </w:r>
-          </w:p>
-        </w:tc>
-        <w:tc>
-          <w:tcPr>
-            <w:tcW w:type="dxa" w:w="2808"/>
-            <w:tcBorders>
-              <w:top w:val="single" w:color="000000" w:sz="4"/>
-              <w:left w:val="single" w:color="000000" w:sz="4"/>
-              <w:bottom w:val="single" w:color="000000" w:sz="4"/>
-              <w:right w:val="single" w:color="000000" w:sz="4"/>
-            </w:tcBorders>
-            <w:tcMar>
-              <w:top w:type="dxa" w:w="90"/>
-              <w:left w:type="dxa" w:w="110"/>
-              <w:bottom w:type="dxa" w:w="90"/>
-              <w:right w:type="dxa" w:w="110"/>
-            </w:tcMar>
-            <w:vAlign w:val="center"/>
-          </w:tcPr>
-          <w:p>
-            <w:pPr>
-              <w:jc w:val="left"/>
-            </w:pPr>
-            <w:r>
-              <w:rPr>
-                <w:b w:val="false"/>
-                <w:bCs w:val="false"/>
-                <w:sz w:val="21"/>
-                <w:szCs w:val="21"/>
-              </w:rPr>
-              <w:t xml:space="preserve">Balcha Kidus Elias</w:t>
+              <w:t xml:space="preserve">Team Leader</w:t>
+            </w:r>
+          </w:p>
+        </w:tc>
+        <w:tc>
+          <w:tcPr>
+            <w:tcW w:type="dxa" w:w="6552"/>
+            <w:tcBorders>
+              <w:top w:val="single" w:color="000000" w:sz="4"/>
+              <w:left w:val="single" w:color="000000" w:sz="4"/>
+              <w:bottom w:val="single" w:color="000000" w:sz="4"/>
+              <w:right w:val="single" w:color="000000" w:sz="4"/>
+            </w:tcBorders>
+            <w:tcMar>
+              <w:top w:type="dxa" w:w="90"/>
+              <w:left w:type="dxa" w:w="110"/>
+              <w:bottom w:type="dxa" w:w="90"/>
+              <w:right w:type="dxa" w:w="110"/>
+            </w:tcMar>
+            <w:vAlign w:val="center"/>
+          </w:tcPr>
+          <w:p>
+            <w:pPr>
+              <w:jc w:val="left"/>
+            </w:pPr>
+            <w:r>
+              <w:rPr>
+                <w:b w:val="false"/>
+                <w:bCs w:val="false"/>
+                <w:sz w:val="21"/>
+                <w:szCs w:val="21"/>
+              </w:rPr>
+              <w:t xml:space="preserve">Junoh Lee</w:t>
             </w:r>
           </w:p>
         </w:tc>
@@ -673,8 +247,12 @@
     </w:tbl>
     <w:p>
       <w:pPr>
-        <w:spacing w:after="200"/>
-      </w:pPr>
+        <w:pStyle w:val="Heading1"/>
+        <w:spacing w:after="120" w:before="280"/>
+      </w:pPr>
+      <w:r>
+        <w:t xml:space="preserve">Technical Role &amp; Responsibility</w:t>
+      </w:r>
     </w:p>
     <w:p>
       <w:pPr>
@@ -685,7 +263,939 @@
           <w:sz w:val="22"/>
           <w:szCs w:val="22"/>
         </w:rPr>
-        <w:t xml:space="preserve">This is a starting proposal, open to adjustment based on everyone's interests and availability. The team will discuss and finalize this before the next milestone.</w:t>
+        <w:t xml:space="preserve">Sub-roles follow the project pipeline (STEP input -&gt; B-rep graph conversion -&gt; feature recognition model -&gt; validation). Every sub-role has an explicit code deliverable.</w:t>
+      </w:r>
+    </w:p>
+    <w:tbl>
+      <w:tblPr>
+        <w:tblW w:type="dxa" w:w="9360"/>
+        <w:tblBorders>
+          <w:top w:val="single" w:color="auto" w:sz="4"/>
+          <w:left w:val="single" w:color="auto" w:sz="4"/>
+          <w:bottom w:val="single" w:color="auto" w:sz="4"/>
+          <w:right w:val="single" w:color="auto" w:sz="4"/>
+          <w:insideH w:val="single" w:color="auto" w:sz="4"/>
+          <w:insideV w:val="single" w:color="auto" w:sz="4"/>
+        </w:tblBorders>
+      </w:tblPr>
+      <w:tblGrid>
+        <w:gridCol w:w="2246"/>
+        <w:gridCol w:w="4867"/>
+        <w:gridCol w:w="2246"/>
+      </w:tblGrid>
+      <w:tr>
+        <w:trPr>
+          <w:tblHeader/>
+        </w:trPr>
+        <w:tc>
+          <w:tcPr>
+            <w:tcW w:type="dxa" w:w="2246"/>
+            <w:tcBorders>
+              <w:top w:val="single" w:color="000000" w:sz="4"/>
+              <w:left w:val="single" w:color="000000" w:sz="4"/>
+              <w:bottom w:val="single" w:color="000000" w:sz="4"/>
+              <w:right w:val="single" w:color="000000" w:sz="4"/>
+            </w:tcBorders>
+            <w:shd w:fill="D9D9D9" w:val="clear"/>
+            <w:tcMar>
+              <w:top w:type="dxa" w:w="90"/>
+              <w:left w:type="dxa" w:w="110"/>
+              <w:bottom w:type="dxa" w:w="90"/>
+              <w:right w:type="dxa" w:w="110"/>
+            </w:tcMar>
+            <w:vAlign w:val="center"/>
+          </w:tcPr>
+          <w:p>
+            <w:pPr>
+              <w:jc w:val="left"/>
+            </w:pPr>
+            <w:r>
+              <w:rPr>
+                <w:b/>
+                <w:bCs/>
+                <w:sz w:val="21"/>
+                <w:szCs w:val="21"/>
+              </w:rPr>
+              <w:t xml:space="preserve">Sub-Role</w:t>
+            </w:r>
+          </w:p>
+        </w:tc>
+        <w:tc>
+          <w:tcPr>
+            <w:tcW w:type="dxa" w:w="4867"/>
+            <w:tcBorders>
+              <w:top w:val="single" w:color="000000" w:sz="4"/>
+              <w:left w:val="single" w:color="000000" w:sz="4"/>
+              <w:bottom w:val="single" w:color="000000" w:sz="4"/>
+              <w:right w:val="single" w:color="000000" w:sz="4"/>
+            </w:tcBorders>
+            <w:shd w:fill="D9D9D9" w:val="clear"/>
+            <w:tcMar>
+              <w:top w:type="dxa" w:w="90"/>
+              <w:left w:type="dxa" w:w="110"/>
+              <w:bottom w:type="dxa" w:w="90"/>
+              <w:right w:type="dxa" w:w="110"/>
+            </w:tcMar>
+            <w:vAlign w:val="center"/>
+          </w:tcPr>
+          <w:p>
+            <w:pPr>
+              <w:jc w:val="left"/>
+            </w:pPr>
+            <w:r>
+              <w:rPr>
+                <w:b/>
+                <w:bCs/>
+                <w:sz w:val="21"/>
+                <w:szCs w:val="21"/>
+              </w:rPr>
+              <w:t xml:space="preserve">Responsibility</w:t>
+            </w:r>
+          </w:p>
+        </w:tc>
+        <w:tc>
+          <w:tcPr>
+            <w:tcW w:type="dxa" w:w="2246"/>
+            <w:tcBorders>
+              <w:top w:val="single" w:color="000000" w:sz="4"/>
+              <w:left w:val="single" w:color="000000" w:sz="4"/>
+              <w:bottom w:val="single" w:color="000000" w:sz="4"/>
+              <w:right w:val="single" w:color="000000" w:sz="4"/>
+            </w:tcBorders>
+            <w:shd w:fill="D9D9D9" w:val="clear"/>
+            <w:tcMar>
+              <w:top w:type="dxa" w:w="90"/>
+              <w:left w:type="dxa" w:w="110"/>
+              <w:bottom w:type="dxa" w:w="90"/>
+              <w:right w:type="dxa" w:w="110"/>
+            </w:tcMar>
+            <w:vAlign w:val="center"/>
+          </w:tcPr>
+          <w:p>
+            <w:pPr>
+              <w:jc w:val="left"/>
+            </w:pPr>
+            <w:r>
+              <w:rPr>
+                <w:b/>
+                <w:bCs/>
+                <w:sz w:val="21"/>
+                <w:szCs w:val="21"/>
+              </w:rPr>
+              <w:t xml:space="preserve">Assignee</w:t>
+            </w:r>
+          </w:p>
+        </w:tc>
+      </w:tr>
+      <w:tr>
+        <w:tc>
+          <w:tcPr>
+            <w:tcW w:type="dxa" w:w="2246"/>
+            <w:tcBorders>
+              <w:top w:val="single" w:color="000000" w:sz="4"/>
+              <w:left w:val="single" w:color="000000" w:sz="4"/>
+              <w:bottom w:val="single" w:color="000000" w:sz="4"/>
+              <w:right w:val="single" w:color="000000" w:sz="4"/>
+            </w:tcBorders>
+            <w:tcMar>
+              <w:top w:type="dxa" w:w="90"/>
+              <w:left w:type="dxa" w:w="110"/>
+              <w:bottom w:type="dxa" w:w="90"/>
+              <w:right w:type="dxa" w:w="110"/>
+            </w:tcMar>
+            <w:vAlign w:val="center"/>
+          </w:tcPr>
+          <w:p>
+            <w:pPr>
+              <w:jc w:val="left"/>
+            </w:pPr>
+            <w:r>
+              <w:rPr>
+                <w:b w:val="false"/>
+                <w:bCs w:val="false"/>
+                <w:sz w:val="21"/>
+                <w:szCs w:val="21"/>
+              </w:rPr>
+              <w:t xml:space="preserve">CAD Geometry Engineer</w:t>
+            </w:r>
+          </w:p>
+        </w:tc>
+        <w:tc>
+          <w:tcPr>
+            <w:tcW w:type="dxa" w:w="4867"/>
+            <w:tcBorders>
+              <w:top w:val="single" w:color="000000" w:sz="4"/>
+              <w:left w:val="single" w:color="000000" w:sz="4"/>
+              <w:bottom w:val="single" w:color="000000" w:sz="4"/>
+              <w:right w:val="single" w:color="000000" w:sz="4"/>
+            </w:tcBorders>
+            <w:tcMar>
+              <w:top w:type="dxa" w:w="90"/>
+              <w:left w:type="dxa" w:w="110"/>
+              <w:bottom w:type="dxa" w:w="90"/>
+              <w:right w:type="dxa" w:w="110"/>
+            </w:tcMar>
+            <w:vAlign w:val="center"/>
+          </w:tcPr>
+          <w:p>
+            <w:pPr>
+              <w:jc w:val="left"/>
+            </w:pPr>
+            <w:r>
+              <w:rPr>
+                <w:b w:val="false"/>
+                <w:bCs w:val="false"/>
+                <w:sz w:val="21"/>
+                <w:szCs w:val="21"/>
+              </w:rPr>
+              <w:t xml:space="preserve">Write the CAD I/O and geometry manipulation code: STEP parsing, feature extraction/removal, geometry healing (pythonocc-core/cadquery)</w:t>
+            </w:r>
+          </w:p>
+        </w:tc>
+        <w:tc>
+          <w:tcPr>
+            <w:tcW w:type="dxa" w:w="2246"/>
+            <w:tcBorders>
+              <w:top w:val="single" w:color="000000" w:sz="4"/>
+              <w:left w:val="single" w:color="000000" w:sz="4"/>
+              <w:bottom w:val="single" w:color="000000" w:sz="4"/>
+              <w:right w:val="single" w:color="000000" w:sz="4"/>
+            </w:tcBorders>
+            <w:tcMar>
+              <w:top w:type="dxa" w:w="90"/>
+              <w:left w:type="dxa" w:w="110"/>
+              <w:bottom w:type="dxa" w:w="90"/>
+              <w:right w:type="dxa" w:w="110"/>
+            </w:tcMar>
+            <w:vAlign w:val="center"/>
+          </w:tcPr>
+          <w:p>
+            <w:pPr>
+              <w:jc w:val="left"/>
+            </w:pPr>
+            <w:r>
+              <w:rPr>
+                <w:b w:val="false"/>
+                <w:bCs w:val="false"/>
+                <w:sz w:val="21"/>
+                <w:szCs w:val="21"/>
+              </w:rPr>
+              <w:t xml:space="preserve">Junoh Lee</w:t>
+            </w:r>
+          </w:p>
+        </w:tc>
+      </w:tr>
+      <w:tr>
+        <w:tc>
+          <w:tcPr>
+            <w:tcW w:type="dxa" w:w="2246"/>
+            <w:tcBorders>
+              <w:top w:val="single" w:color="000000" w:sz="4"/>
+              <w:left w:val="single" w:color="000000" w:sz="4"/>
+              <w:bottom w:val="single" w:color="000000" w:sz="4"/>
+              <w:right w:val="single" w:color="000000" w:sz="4"/>
+            </w:tcBorders>
+            <w:tcMar>
+              <w:top w:type="dxa" w:w="90"/>
+              <w:left w:type="dxa" w:w="110"/>
+              <w:bottom w:type="dxa" w:w="90"/>
+              <w:right w:type="dxa" w:w="110"/>
+            </w:tcMar>
+            <w:vAlign w:val="center"/>
+          </w:tcPr>
+          <w:p>
+            <w:pPr>
+              <w:jc w:val="left"/>
+            </w:pPr>
+            <w:r>
+              <w:rPr>
+                <w:b w:val="false"/>
+                <w:bCs w:val="false"/>
+                <w:sz w:val="21"/>
+                <w:szCs w:val="21"/>
+              </w:rPr>
+              <w:t xml:space="preserve">ML / Graph Model Engineer</w:t>
+            </w:r>
+          </w:p>
+        </w:tc>
+        <w:tc>
+          <w:tcPr>
+            <w:tcW w:type="dxa" w:w="4867"/>
+            <w:tcBorders>
+              <w:top w:val="single" w:color="000000" w:sz="4"/>
+              <w:left w:val="single" w:color="000000" w:sz="4"/>
+              <w:bottom w:val="single" w:color="000000" w:sz="4"/>
+              <w:right w:val="single" w:color="000000" w:sz="4"/>
+            </w:tcBorders>
+            <w:tcMar>
+              <w:top w:type="dxa" w:w="90"/>
+              <w:left w:type="dxa" w:w="110"/>
+              <w:bottom w:type="dxa" w:w="90"/>
+              <w:right w:type="dxa" w:w="110"/>
+            </w:tcMar>
+            <w:vAlign w:val="center"/>
+          </w:tcPr>
+          <w:p>
+            <w:pPr>
+              <w:jc w:val="left"/>
+            </w:pPr>
+            <w:r>
+              <w:rPr>
+                <w:b w:val="false"/>
+                <w:bCs w:val="false"/>
+                <w:sz w:val="21"/>
+                <w:szCs w:val="21"/>
+              </w:rPr>
+              <w:t xml:space="preserve">Write the B-rep -&gt; graph conversion code (occwl) and train the GNN-based feature recognition model</w:t>
+            </w:r>
+          </w:p>
+        </w:tc>
+        <w:tc>
+          <w:tcPr>
+            <w:tcW w:type="dxa" w:w="2246"/>
+            <w:tcBorders>
+              <w:top w:val="single" w:color="000000" w:sz="4"/>
+              <w:left w:val="single" w:color="000000" w:sz="4"/>
+              <w:bottom w:val="single" w:color="000000" w:sz="4"/>
+              <w:right w:val="single" w:color="000000" w:sz="4"/>
+            </w:tcBorders>
+            <w:tcMar>
+              <w:top w:type="dxa" w:w="90"/>
+              <w:left w:type="dxa" w:w="110"/>
+              <w:bottom w:type="dxa" w:w="90"/>
+              <w:right w:type="dxa" w:w="110"/>
+            </w:tcMar>
+            <w:vAlign w:val="center"/>
+          </w:tcPr>
+          <w:p>
+            <w:pPr>
+              <w:jc w:val="left"/>
+            </w:pPr>
+            <w:r>
+              <w:rPr>
+                <w:b w:val="false"/>
+                <w:bCs w:val="false"/>
+                <w:sz w:val="21"/>
+                <w:szCs w:val="21"/>
+              </w:rPr>
+              <w:t xml:space="preserve">Hemanth Reddy Vangala</w:t>
+            </w:r>
+          </w:p>
+        </w:tc>
+      </w:tr>
+      <w:tr>
+        <w:tc>
+          <w:tcPr>
+            <w:tcW w:type="dxa" w:w="2246"/>
+            <w:tcBorders>
+              <w:top w:val="single" w:color="000000" w:sz="4"/>
+              <w:left w:val="single" w:color="000000" w:sz="4"/>
+              <w:bottom w:val="single" w:color="000000" w:sz="4"/>
+              <w:right w:val="single" w:color="000000" w:sz="4"/>
+            </w:tcBorders>
+            <w:tcMar>
+              <w:top w:type="dxa" w:w="90"/>
+              <w:left w:type="dxa" w:w="110"/>
+              <w:bottom w:type="dxa" w:w="90"/>
+              <w:right w:type="dxa" w:w="110"/>
+            </w:tcMar>
+            <w:vAlign w:val="center"/>
+          </w:tcPr>
+          <w:p>
+            <w:pPr>
+              <w:jc w:val="left"/>
+            </w:pPr>
+            <w:r>
+              <w:rPr>
+                <w:b w:val="false"/>
+                <w:bCs w:val="false"/>
+                <w:sz w:val="21"/>
+                <w:szCs w:val="21"/>
+              </w:rPr>
+              <w:t xml:space="preserve">Data Pipeline &amp; Test-Data Engineer</w:t>
+            </w:r>
+          </w:p>
+        </w:tc>
+        <w:tc>
+          <w:tcPr>
+            <w:tcW w:type="dxa" w:w="4867"/>
+            <w:tcBorders>
+              <w:top w:val="single" w:color="000000" w:sz="4"/>
+              <w:left w:val="single" w:color="000000" w:sz="4"/>
+              <w:bottom w:val="single" w:color="000000" w:sz="4"/>
+              <w:right w:val="single" w:color="000000" w:sz="4"/>
+            </w:tcBorders>
+            <w:tcMar>
+              <w:top w:type="dxa" w:w="90"/>
+              <w:left w:type="dxa" w:w="110"/>
+              <w:bottom w:type="dxa" w:w="90"/>
+              <w:right w:type="dxa" w:w="110"/>
+            </w:tcMar>
+            <w:vAlign w:val="center"/>
+          </w:tcPr>
+          <w:p>
+            <w:pPr>
+              <w:jc w:val="left"/>
+            </w:pPr>
+            <w:r>
+              <w:rPr>
+                <w:b w:val="false"/>
+                <w:bCs w:val="false"/>
+                <w:sz w:val="21"/>
+                <w:szCs w:val="21"/>
+              </w:rPr>
+              <w:t xml:space="preserve">Write scripts to programmatically generate test CAD shapes and to automate before/after comparison &amp; mesh-quality evaluation (Gmsh)</w:t>
+            </w:r>
+          </w:p>
+        </w:tc>
+        <w:tc>
+          <w:tcPr>
+            <w:tcW w:type="dxa" w:w="2246"/>
+            <w:tcBorders>
+              <w:top w:val="single" w:color="000000" w:sz="4"/>
+              <w:left w:val="single" w:color="000000" w:sz="4"/>
+              <w:bottom w:val="single" w:color="000000" w:sz="4"/>
+              <w:right w:val="single" w:color="000000" w:sz="4"/>
+            </w:tcBorders>
+            <w:tcMar>
+              <w:top w:type="dxa" w:w="90"/>
+              <w:left w:type="dxa" w:w="110"/>
+              <w:bottom w:type="dxa" w:w="90"/>
+              <w:right w:type="dxa" w:w="110"/>
+            </w:tcMar>
+            <w:vAlign w:val="center"/>
+          </w:tcPr>
+          <w:p>
+            <w:pPr>
+              <w:jc w:val="left"/>
+            </w:pPr>
+            <w:r>
+              <w:rPr>
+                <w:b w:val="false"/>
+                <w:bCs w:val="false"/>
+                <w:sz w:val="21"/>
+                <w:szCs w:val="21"/>
+              </w:rPr>
+              <w:t xml:space="preserve">Aneela Tahir</w:t>
+            </w:r>
+          </w:p>
+        </w:tc>
+      </w:tr>
+      <w:tr>
+        <w:tc>
+          <w:tcPr>
+            <w:tcW w:type="dxa" w:w="2246"/>
+            <w:tcBorders>
+              <w:top w:val="single" w:color="000000" w:sz="4"/>
+              <w:left w:val="single" w:color="000000" w:sz="4"/>
+              <w:bottom w:val="single" w:color="000000" w:sz="4"/>
+              <w:right w:val="single" w:color="000000" w:sz="4"/>
+            </w:tcBorders>
+            <w:tcMar>
+              <w:top w:type="dxa" w:w="90"/>
+              <w:left w:type="dxa" w:w="110"/>
+              <w:bottom w:type="dxa" w:w="90"/>
+              <w:right w:type="dxa" w:w="110"/>
+            </w:tcMar>
+            <w:vAlign w:val="center"/>
+          </w:tcPr>
+          <w:p>
+            <w:pPr>
+              <w:jc w:val="left"/>
+            </w:pPr>
+            <w:r>
+              <w:rPr>
+                <w:b w:val="false"/>
+                <w:bCs w:val="false"/>
+                <w:sz w:val="21"/>
+                <w:szCs w:val="21"/>
+              </w:rPr>
+              <w:t xml:space="preserve">Integration &amp; Test Engineer</w:t>
+            </w:r>
+          </w:p>
+        </w:tc>
+        <w:tc>
+          <w:tcPr>
+            <w:tcW w:type="dxa" w:w="4867"/>
+            <w:tcBorders>
+              <w:top w:val="single" w:color="000000" w:sz="4"/>
+              <w:left w:val="single" w:color="000000" w:sz="4"/>
+              <w:bottom w:val="single" w:color="000000" w:sz="4"/>
+              <w:right w:val="single" w:color="000000" w:sz="4"/>
+            </w:tcBorders>
+            <w:tcMar>
+              <w:top w:type="dxa" w:w="90"/>
+              <w:left w:type="dxa" w:w="110"/>
+              <w:bottom w:type="dxa" w:w="90"/>
+              <w:right w:type="dxa" w:w="110"/>
+            </w:tcMar>
+            <w:vAlign w:val="center"/>
+          </w:tcPr>
+          <w:p>
+            <w:pPr>
+              <w:jc w:val="left"/>
+            </w:pPr>
+            <w:r>
+              <w:rPr>
+                <w:b w:val="false"/>
+                <w:bCs w:val="false"/>
+                <w:sz w:val="21"/>
+                <w:szCs w:val="21"/>
+              </w:rPr>
+              <w:t xml:space="preserve">Write the glue code connecting each module's input/output, plus unit/integration test code for the pipeline</w:t>
+            </w:r>
+          </w:p>
+        </w:tc>
+        <w:tc>
+          <w:tcPr>
+            <w:tcW w:type="dxa" w:w="2246"/>
+            <w:tcBorders>
+              <w:top w:val="single" w:color="000000" w:sz="4"/>
+              <w:left w:val="single" w:color="000000" w:sz="4"/>
+              <w:bottom w:val="single" w:color="000000" w:sz="4"/>
+              <w:right w:val="single" w:color="000000" w:sz="4"/>
+            </w:tcBorders>
+            <w:tcMar>
+              <w:top w:type="dxa" w:w="90"/>
+              <w:left w:type="dxa" w:w="110"/>
+              <w:bottom w:type="dxa" w:w="90"/>
+              <w:right w:type="dxa" w:w="110"/>
+            </w:tcMar>
+            <w:vAlign w:val="center"/>
+          </w:tcPr>
+          <w:p>
+            <w:pPr>
+              <w:jc w:val="left"/>
+            </w:pPr>
+            <w:r>
+              <w:rPr>
+                <w:b w:val="false"/>
+                <w:bCs w:val="false"/>
+                <w:sz w:val="21"/>
+                <w:szCs w:val="21"/>
+              </w:rPr>
+              <w:t xml:space="preserve">Balcha Kidus Elias</w:t>
+            </w:r>
+          </w:p>
+        </w:tc>
+      </w:tr>
+    </w:tbl>
+    <w:p>
+      <w:pPr>
+        <w:pStyle w:val="Heading1"/>
+        <w:spacing w:after="120" w:before="280"/>
+      </w:pPr>
+      <w:r>
+        <w:t xml:space="preserve">Non-technical Role &amp; Responsibility</w:t>
+      </w:r>
+    </w:p>
+    <w:tbl>
+      <w:tblPr>
+        <w:tblW w:type="dxa" w:w="9360"/>
+        <w:tblBorders>
+          <w:top w:val="single" w:color="auto" w:sz="4"/>
+          <w:left w:val="single" w:color="auto" w:sz="4"/>
+          <w:bottom w:val="single" w:color="auto" w:sz="4"/>
+          <w:right w:val="single" w:color="auto" w:sz="4"/>
+          <w:insideH w:val="single" w:color="auto" w:sz="4"/>
+          <w:insideV w:val="single" w:color="auto" w:sz="4"/>
+        </w:tblBorders>
+      </w:tblPr>
+      <w:tblGrid>
+        <w:gridCol w:w="3744"/>
+        <w:gridCol w:w="5616"/>
+      </w:tblGrid>
+      <w:tr>
+        <w:trPr>
+          <w:tblHeader/>
+        </w:trPr>
+        <w:tc>
+          <w:tcPr>
+            <w:tcW w:type="dxa" w:w="3744"/>
+            <w:tcBorders>
+              <w:top w:val="single" w:color="000000" w:sz="4"/>
+              <w:left w:val="single" w:color="000000" w:sz="4"/>
+              <w:bottom w:val="single" w:color="000000" w:sz="4"/>
+              <w:right w:val="single" w:color="000000" w:sz="4"/>
+            </w:tcBorders>
+            <w:shd w:fill="D9D9D9" w:val="clear"/>
+            <w:tcMar>
+              <w:top w:type="dxa" w:w="90"/>
+              <w:left w:type="dxa" w:w="110"/>
+              <w:bottom w:type="dxa" w:w="90"/>
+              <w:right w:type="dxa" w:w="110"/>
+            </w:tcMar>
+            <w:vAlign w:val="center"/>
+          </w:tcPr>
+          <w:p>
+            <w:pPr>
+              <w:jc w:val="left"/>
+            </w:pPr>
+            <w:r>
+              <w:rPr>
+                <w:b/>
+                <w:bCs/>
+                <w:sz w:val="21"/>
+                <w:szCs w:val="21"/>
+              </w:rPr>
+              <w:t xml:space="preserve">Role</w:t>
+            </w:r>
+          </w:p>
+        </w:tc>
+        <w:tc>
+          <w:tcPr>
+            <w:tcW w:type="dxa" w:w="5616"/>
+            <w:tcBorders>
+              <w:top w:val="single" w:color="000000" w:sz="4"/>
+              <w:left w:val="single" w:color="000000" w:sz="4"/>
+              <w:bottom w:val="single" w:color="000000" w:sz="4"/>
+              <w:right w:val="single" w:color="000000" w:sz="4"/>
+            </w:tcBorders>
+            <w:shd w:fill="D9D9D9" w:val="clear"/>
+            <w:tcMar>
+              <w:top w:type="dxa" w:w="90"/>
+              <w:left w:type="dxa" w:w="110"/>
+              <w:bottom w:type="dxa" w:w="90"/>
+              <w:right w:type="dxa" w:w="110"/>
+            </w:tcMar>
+            <w:vAlign w:val="center"/>
+          </w:tcPr>
+          <w:p>
+            <w:pPr>
+              <w:jc w:val="left"/>
+            </w:pPr>
+            <w:r>
+              <w:rPr>
+                <w:b/>
+                <w:bCs/>
+                <w:sz w:val="21"/>
+                <w:szCs w:val="21"/>
+              </w:rPr>
+              <w:t xml:space="preserve">Assignee</w:t>
+            </w:r>
+          </w:p>
+        </w:tc>
+      </w:tr>
+      <w:tr>
+        <w:tc>
+          <w:tcPr>
+            <w:tcW w:type="dxa" w:w="3744"/>
+            <w:tcBorders>
+              <w:top w:val="single" w:color="000000" w:sz="4"/>
+              <w:left w:val="single" w:color="000000" w:sz="4"/>
+              <w:bottom w:val="single" w:color="000000" w:sz="4"/>
+              <w:right w:val="single" w:color="000000" w:sz="4"/>
+            </w:tcBorders>
+            <w:tcMar>
+              <w:top w:type="dxa" w:w="90"/>
+              <w:left w:type="dxa" w:w="110"/>
+              <w:bottom w:type="dxa" w:w="90"/>
+              <w:right w:type="dxa" w:w="110"/>
+            </w:tcMar>
+            <w:vAlign w:val="center"/>
+          </w:tcPr>
+          <w:p>
+            <w:pPr>
+              <w:jc w:val="left"/>
+            </w:pPr>
+            <w:r>
+              <w:rPr>
+                <w:b w:val="false"/>
+                <w:bCs w:val="false"/>
+                <w:sz w:val="21"/>
+                <w:szCs w:val="21"/>
+              </w:rPr>
+              <w:t xml:space="preserve">Co-Leader</w:t>
+            </w:r>
+          </w:p>
+        </w:tc>
+        <w:tc>
+          <w:tcPr>
+            <w:tcW w:type="dxa" w:w="5616"/>
+            <w:tcBorders>
+              <w:top w:val="single" w:color="000000" w:sz="4"/>
+              <w:left w:val="single" w:color="000000" w:sz="4"/>
+              <w:bottom w:val="single" w:color="000000" w:sz="4"/>
+              <w:right w:val="single" w:color="000000" w:sz="4"/>
+            </w:tcBorders>
+            <w:tcMar>
+              <w:top w:type="dxa" w:w="90"/>
+              <w:left w:type="dxa" w:w="110"/>
+              <w:bottom w:type="dxa" w:w="90"/>
+              <w:right w:type="dxa" w:w="110"/>
+            </w:tcMar>
+            <w:vAlign w:val="center"/>
+          </w:tcPr>
+          <w:p>
+            <w:pPr>
+              <w:jc w:val="left"/>
+            </w:pPr>
+            <w:r>
+              <w:rPr>
+                <w:b w:val="false"/>
+                <w:bCs w:val="false"/>
+                <w:sz w:val="21"/>
+                <w:szCs w:val="21"/>
+              </w:rPr>
+              <w:t xml:space="preserve">Hemanth Reddy Vangala</w:t>
+            </w:r>
+          </w:p>
+        </w:tc>
+      </w:tr>
+      <w:tr>
+        <w:tc>
+          <w:tcPr>
+            <w:tcW w:type="dxa" w:w="3744"/>
+            <w:tcBorders>
+              <w:top w:val="single" w:color="000000" w:sz="4"/>
+              <w:left w:val="single" w:color="000000" w:sz="4"/>
+              <w:bottom w:val="single" w:color="000000" w:sz="4"/>
+              <w:right w:val="single" w:color="000000" w:sz="4"/>
+            </w:tcBorders>
+            <w:tcMar>
+              <w:top w:type="dxa" w:w="90"/>
+              <w:left w:type="dxa" w:w="110"/>
+              <w:bottom w:type="dxa" w:w="90"/>
+              <w:right w:type="dxa" w:w="110"/>
+            </w:tcMar>
+            <w:vAlign w:val="center"/>
+          </w:tcPr>
+          <w:p>
+            <w:pPr>
+              <w:jc w:val="left"/>
+            </w:pPr>
+            <w:r>
+              <w:rPr>
+                <w:b w:val="false"/>
+                <w:bCs w:val="false"/>
+                <w:sz w:val="21"/>
+                <w:szCs w:val="21"/>
+              </w:rPr>
+              <w:t xml:space="preserve">Meeting Notes</w:t>
+            </w:r>
+          </w:p>
+        </w:tc>
+        <w:tc>
+          <w:tcPr>
+            <w:tcW w:type="dxa" w:w="5616"/>
+            <w:tcBorders>
+              <w:top w:val="single" w:color="000000" w:sz="4"/>
+              <w:left w:val="single" w:color="000000" w:sz="4"/>
+              <w:bottom w:val="single" w:color="000000" w:sz="4"/>
+              <w:right w:val="single" w:color="000000" w:sz="4"/>
+            </w:tcBorders>
+            <w:tcMar>
+              <w:top w:type="dxa" w:w="90"/>
+              <w:left w:type="dxa" w:w="110"/>
+              <w:bottom w:type="dxa" w:w="90"/>
+              <w:right w:type="dxa" w:w="110"/>
+            </w:tcMar>
+            <w:vAlign w:val="center"/>
+          </w:tcPr>
+          <w:p>
+            <w:pPr>
+              <w:jc w:val="left"/>
+            </w:pPr>
+            <w:r>
+              <w:rPr>
+                <w:b w:val="false"/>
+                <w:bCs w:val="false"/>
+                <w:sz w:val="21"/>
+                <w:szCs w:val="21"/>
+              </w:rPr>
+              <w:t xml:space="preserve">Balcha Kidus Elias</w:t>
+            </w:r>
+          </w:p>
+        </w:tc>
+      </w:tr>
+      <w:tr>
+        <w:tc>
+          <w:tcPr>
+            <w:tcW w:type="dxa" w:w="3744"/>
+            <w:tcBorders>
+              <w:top w:val="single" w:color="000000" w:sz="4"/>
+              <w:left w:val="single" w:color="000000" w:sz="4"/>
+              <w:bottom w:val="single" w:color="000000" w:sz="4"/>
+              <w:right w:val="single" w:color="000000" w:sz="4"/>
+            </w:tcBorders>
+            <w:tcMar>
+              <w:top w:type="dxa" w:w="90"/>
+              <w:left w:type="dxa" w:w="110"/>
+              <w:bottom w:type="dxa" w:w="90"/>
+              <w:right w:type="dxa" w:w="110"/>
+            </w:tcMar>
+            <w:vAlign w:val="center"/>
+          </w:tcPr>
+          <w:p>
+            <w:pPr>
+              <w:jc w:val="left"/>
+            </w:pPr>
+            <w:r>
+              <w:rPr>
+                <w:b w:val="false"/>
+                <w:bCs w:val="false"/>
+                <w:sz w:val="21"/>
+                <w:szCs w:val="21"/>
+              </w:rPr>
+              <w:t xml:space="preserve">Report Writer</w:t>
+            </w:r>
+          </w:p>
+        </w:tc>
+        <w:tc>
+          <w:tcPr>
+            <w:tcW w:type="dxa" w:w="5616"/>
+            <w:tcBorders>
+              <w:top w:val="single" w:color="000000" w:sz="4"/>
+              <w:left w:val="single" w:color="000000" w:sz="4"/>
+              <w:bottom w:val="single" w:color="000000" w:sz="4"/>
+              <w:right w:val="single" w:color="000000" w:sz="4"/>
+            </w:tcBorders>
+            <w:tcMar>
+              <w:top w:type="dxa" w:w="90"/>
+              <w:left w:type="dxa" w:w="110"/>
+              <w:bottom w:type="dxa" w:w="90"/>
+              <w:right w:type="dxa" w:w="110"/>
+            </w:tcMar>
+            <w:vAlign w:val="center"/>
+          </w:tcPr>
+          <w:p>
+            <w:pPr>
+              <w:jc w:val="left"/>
+            </w:pPr>
+            <w:r>
+              <w:rPr>
+                <w:b w:val="false"/>
+                <w:bCs w:val="false"/>
+                <w:sz w:val="21"/>
+                <w:szCs w:val="21"/>
+              </w:rPr>
+              <w:t xml:space="preserve">Junoh Lee</w:t>
+            </w:r>
+          </w:p>
+        </w:tc>
+      </w:tr>
+      <w:tr>
+        <w:tc>
+          <w:tcPr>
+            <w:tcW w:type="dxa" w:w="3744"/>
+            <w:tcBorders>
+              <w:top w:val="single" w:color="000000" w:sz="4"/>
+              <w:left w:val="single" w:color="000000" w:sz="4"/>
+              <w:bottom w:val="single" w:color="000000" w:sz="4"/>
+              <w:right w:val="single" w:color="000000" w:sz="4"/>
+            </w:tcBorders>
+            <w:tcMar>
+              <w:top w:type="dxa" w:w="90"/>
+              <w:left w:type="dxa" w:w="110"/>
+              <w:bottom w:type="dxa" w:w="90"/>
+              <w:right w:type="dxa" w:w="110"/>
+            </w:tcMar>
+            <w:vAlign w:val="center"/>
+          </w:tcPr>
+          <w:p>
+            <w:pPr>
+              <w:jc w:val="left"/>
+            </w:pPr>
+            <w:r>
+              <w:rPr>
+                <w:b w:val="false"/>
+                <w:bCs w:val="false"/>
+                <w:sz w:val="21"/>
+                <w:szCs w:val="21"/>
+              </w:rPr>
+              <w:t xml:space="preserve">Presentation Maker</w:t>
+            </w:r>
+          </w:p>
+        </w:tc>
+        <w:tc>
+          <w:tcPr>
+            <w:tcW w:type="dxa" w:w="5616"/>
+            <w:tcBorders>
+              <w:top w:val="single" w:color="000000" w:sz="4"/>
+              <w:left w:val="single" w:color="000000" w:sz="4"/>
+              <w:bottom w:val="single" w:color="000000" w:sz="4"/>
+              <w:right w:val="single" w:color="000000" w:sz="4"/>
+            </w:tcBorders>
+            <w:tcMar>
+              <w:top w:type="dxa" w:w="90"/>
+              <w:left w:type="dxa" w:w="110"/>
+              <w:bottom w:type="dxa" w:w="90"/>
+              <w:right w:type="dxa" w:w="110"/>
+            </w:tcMar>
+            <w:vAlign w:val="center"/>
+          </w:tcPr>
+          <w:p>
+            <w:pPr>
+              <w:jc w:val="left"/>
+            </w:pPr>
+            <w:r>
+              <w:rPr>
+                <w:b w:val="false"/>
+                <w:bCs w:val="false"/>
+                <w:sz w:val="21"/>
+                <w:szCs w:val="21"/>
+              </w:rPr>
+              <w:t xml:space="preserve">Aneela Tahir</w:t>
+            </w:r>
+          </w:p>
+        </w:tc>
+      </w:tr>
+    </w:tbl>
+    <w:p>
+      <w:pPr>
+        <w:pStyle w:val="Heading1"/>
+        <w:spacing w:after="120" w:before="280"/>
+      </w:pPr>
+      <w:r>
+        <w:t xml:space="preserve">Collaboration Principles</w:t>
+      </w:r>
+    </w:p>
+    <w:p>
+      <w:pPr>
+        <w:spacing w:after="140"/>
+      </w:pPr>
+      <w:r>
+        <w:rPr>
+          <w:sz w:val="22"/>
+          <w:szCs w:val="22"/>
+        </w:rPr>
+        <w:t xml:space="preserve">1. Share progress in a weekly team meeting during class time (Weekly Report template).</w:t>
+      </w:r>
+    </w:p>
+    <w:p>
+      <w:pPr>
+        <w:spacing w:after="140"/>
+      </w:pPr>
+      <w:r>
+        <w:rPr>
+          <w:sz w:val="22"/>
+          <w:szCs w:val="22"/>
+        </w:rPr>
+        <w:t xml:space="preserve">2. Track task requests and progress via KakaoTalk / GitHub issues.</w:t>
+      </w:r>
+    </w:p>
+    <w:p>
+      <w:pPr>
+        <w:spacing w:after="140"/>
+      </w:pPr>
+      <w:r>
+        <w:rPr>
+          <w:sz w:val="22"/>
+          <w:szCs w:val="22"/>
+        </w:rPr>
+        <w:t xml:space="preserve">3. Track individual contribution based on GitHub commit history and meeting notes.</w:t>
+      </w:r>
+    </w:p>
+    <w:p>
+      <w:pPr>
+        <w:spacing w:after="140"/>
+      </w:pPr>
+      <w:r>
+        <w:rPr>
+          <w:sz w:val="22"/>
+          <w:szCs w:val="22"/>
+        </w:rPr>
+        <w:t xml:space="preserve">4. Work on a personal feature branch and open a Pull Request rather than pushing directly to master; the team lead reviews and merges.</w:t>
       </w:r>
     </w:p>
     <w:sectPr>

--- a/docs/RnR_Proposal.docx
+++ b/docs/RnR_Proposal.docx
@@ -448,7 +448,7 @@
                 <w:sz w:val="21"/>
                 <w:szCs w:val="21"/>
               </w:rPr>
-              <w:t xml:space="preserve">Write the CAD I/O and geometry manipulation code: STEP parsing, feature extraction/removal, geometry healing (pythonocc-core/cadquery)</w:t>
+              <w:t xml:space="preserve">Write the CAD I/O and geometry manipulation code: STEP parsing, feature extraction/removal, geometry healing (FreeCAD Python API, headless; cadquery optional for STEP generation)</w:t>
             </w:r>
           </w:p>
         </w:tc>
@@ -546,7 +546,7 @@
                 <w:sz w:val="21"/>
                 <w:szCs w:val="21"/>
               </w:rPr>
-              <w:t xml:space="preserve">Write the B-rep -&gt; graph conversion code (occwl) and train the GNN-based feature recognition model</w:t>
+              <w:t xml:space="preserve">Write the B-rep -&gt; graph conversion code (in-house via FreeCAD API — occwl needs re-evaluation, it is built on pythonocc-core) and train the GNN-based feature recognition model</w:t>
             </w:r>
           </w:p>
         </w:tc>

--- a/docs/RnR_Proposal.docx
+++ b/docs/RnR_Proposal.docx
@@ -44,7 +44,7 @@
         <w:t xml:space="preserve">Team Name: </w:t>
       </w:r>
       <w:r>
-        <w:t xml:space="preserve">HP2</w:t>
+        <w:t xml:space="preserve">CleanCAD</w:t>
       </w:r>
     </w:p>
     <w:p>
